--- a/rus/docx/54.content.docx
+++ b/rus/docx/54.content.docx
@@ -541,19 +541,7 @@
         <w:rPr>
           <w:lang w:val="ru_RU" w:bidi="ru_RU"/>
         </w:rPr>
-        <w:t xml:space="preserve">Тимофей в это время находился в Ефесе. Он был представителем апостола Павла (см. </w:t>
-      </w:r>
-      <w:r>
-        <w:rPr>
-          <w:lang w:val="ru_RU" w:bidi="ru_RU"/>
-        </w:rPr>
-        <w:t>Введение в Первое послание к Тимофею</w:t>
-      </w:r>
-      <w:r>
-        <w:rPr>
-          <w:lang w:val="ru_RU" w:bidi="ru_RU"/>
-        </w:rPr>
-        <w:t>, «Обстановка»).</w:t>
+        <w:t>Тимофей в это время находился в Ефесе. Он был представителем апостола Павла (см. Введение в Первое послание к Тимофею, «Обстановка»).</w:t>
       </w:r>
     </w:p>
     <w:p>
@@ -727,19 +715,7 @@
         <w:rPr>
           <w:lang w:val="ru_RU" w:bidi="ru_RU"/>
         </w:rPr>
-        <w:t xml:space="preserve">Обычно приветствия Павла начинались с благодарности Богу или благословений (что было вполне обычно для греко-римской культуры). Но в Первом послании к Тимофею, а также в Послании к Титу Павел опускает благодарность и благословения и сразу обращается к проблеме лжеучителей. Скорее всего он делает это потому, что оба послания являются официальными обращениями к Божьим служителям Тимофею и Титу, которых Павел наделяет особой властью (см. </w:t>
-      </w:r>
-      <w:r>
-        <w:rPr>
-          <w:lang w:val="ru_RU" w:bidi="ru_RU"/>
-        </w:rPr>
-        <w:t>Введение к Первому посланию к Тимофею</w:t>
-      </w:r>
-      <w:r>
-        <w:rPr>
-          <w:lang w:val="ru_RU" w:bidi="ru_RU"/>
-        </w:rPr>
-        <w:t xml:space="preserve">, «Литературный жанр»). </w:t>
+        <w:t xml:space="preserve">Обычно приветствия Павла начинались с благодарности Богу или благословений (что было вполне обычно для греко-римской культуры). Но в Первом послании к Тимофею, а также в Послании к Титу Павел опускает благодарность и благословения и сразу обращается к проблеме лжеучителей. Скорее всего он делает это потому, что оба послания являются официальными обращениями к Божьим служителям Тимофею и Титу, которых Павел наделяет особой властью (см. Введение к Первому посланию к Тимофею, «Литературный жанр»). </w:t>
       </w:r>
       <w:r>
         <w:rPr>
@@ -2234,19 +2210,7 @@
         <w:rPr>
           <w:lang w:val="ru_RU" w:bidi="ru_RU"/>
         </w:rPr>
-        <w:t xml:space="preserve">). Он говорит, что Тимофею следует полагаться на все доступные ему ресурсы и оставаться верным во всём, при этом помня о двух негативных примерах с Именеем и Александром. В то же время Божья Церковь (как и остальные читатели послания; см. </w:t>
-      </w:r>
-      <w:r>
-        <w:rPr>
-          <w:lang w:val="ru_RU" w:bidi="ru_RU"/>
-        </w:rPr>
-        <w:t>Введение к Первому посланию к Тимофею</w:t>
-      </w:r>
-      <w:r>
-        <w:rPr>
-          <w:lang w:val="ru_RU" w:bidi="ru_RU"/>
-        </w:rPr>
-        <w:t>, «Литературный жанр») должна ожидать, что Тимофей, поставленный Павлом на служение, сможет исполнить все возложенные на него задачи.</w:t>
+        <w:t>). Он говорит, что Тимофею следует полагаться на все доступные ему ресурсы и оставаться верным во всём, при этом помня о двух негативных примерах с Именеем и Александром. В то же время Божья Церковь (как и остальные читатели послания; см. Введение к Первому посланию к Тимофею, «Литературный жанр») должна ожидать, что Тимофей, поставленный Павлом на служение, сможет исполнить все возложенные на него задачи.</w:t>
       </w:r>
       <w:r>
         <w:rPr>
@@ -4344,19 +4308,7 @@
         <w:rPr>
           <w:lang w:val="ru_RU" w:bidi="ru_RU"/>
         </w:rPr>
-        <w:t xml:space="preserve">) — наиболее вероятное объяснение этого утверждения заключается в следующем: учение лжеучителей создало серьёзные проблемам в семьях верующих (см. </w:t>
-      </w:r>
-      <w:r>
-        <w:rPr>
-          <w:lang w:val="ru_RU" w:bidi="ru_RU"/>
-        </w:rPr>
-        <w:t>Введение к Первому посланию к Тимофею</w:t>
-      </w:r>
-      <w:r>
-        <w:rPr>
-          <w:lang w:val="ru_RU" w:bidi="ru_RU"/>
-        </w:rPr>
-        <w:t xml:space="preserve">, «Обстановка»). Поэтому Павел призывал некоторых женщин к тому, чтобы они восстановили такой порядок в своём доме, который соответствовал бы истиной Благой Вести (см. </w:t>
+        <w:t xml:space="preserve">) — наиболее вероятное объяснение этого утверждения заключается в следующем: учение лжеучителей создало серьёзные проблемам в семьях верующих (см. Введение к Первому посланию к Тимофею, «Обстановка»). Поэтому Павел призывал некоторых женщин к тому, чтобы они восстановили такой порядок в своём доме, который соответствовал бы истиной Благой Вести (см. </w:t>
       </w:r>
       <w:r>
         <w:rPr>
@@ -11450,19 +11402,7 @@
         <w:rPr>
           <w:lang w:val="ru_RU" w:bidi="ru_RU"/>
         </w:rPr>
-        <w:t xml:space="preserve"> хотя послание предназначалось для Тимофея, Павел хотел, чтобы оно было прочитано в присутствии всех верующих (см. </w:t>
-      </w:r>
-      <w:r>
-        <w:rPr>
-          <w:lang w:val="ru_RU" w:bidi="ru_RU"/>
-        </w:rPr>
-        <w:t>Введение к Первому посланию к Тимофею</w:t>
-      </w:r>
-      <w:r>
-        <w:rPr>
-          <w:lang w:val="ru_RU" w:bidi="ru_RU"/>
-        </w:rPr>
-        <w:t>, «Литературный жанр»).</w:t>
+        <w:t xml:space="preserve"> хотя послание предназначалось для Тимофея, Павел хотел, чтобы оно было прочитано в присутствии всех верующих (см. Введение к Первому посланию к Тимофею, «Литературный жанр»).</w:t>
       </w:r>
       <w:r>
         <w:rPr>
